--- a/03-peft-framework/experiments/align_lab/README.docx
+++ b/03-peft-framework/experiments/align_lab/README.docx
@@ -12,7 +12,7 @@
           <w:rFonts w:ascii="Times New Roman" w:hAnsi="Times New Roman" w:eastAsia="微软雅黑"/>
           <w:b/>
           <w:i w:val="0"/>
-          <w:color w:val="1F3964"/>
+          <w:color w:val="4E7EBA"/>
           <w:sz w:val="40"/>
         </w:rPr>
         <w:t>对齐对照实验：SFT vs DPO（DPO 偏好对齐实测）</w:t>
@@ -79,7 +79,7 @@
           <w:rFonts w:ascii="Times New Roman" w:hAnsi="Times New Roman" w:eastAsia="微软雅黑"/>
           <w:b/>
           <w:i w:val="0"/>
-          <w:color w:val="1F3964"/>
+          <w:color w:val="4E7EBA"/>
           <w:sz w:val="32"/>
         </w:rPr>
         <w:t>1. 实验要回答的问题</w:t>
@@ -304,7 +304,7 @@
           <w:rFonts w:ascii="Times New Roman" w:hAnsi="Times New Roman" w:eastAsia="微软雅黑"/>
           <w:b/>
           <w:i w:val="0"/>
-          <w:color w:val="1F3964"/>
+          <w:color w:val="4E7EBA"/>
           <w:sz w:val="32"/>
         </w:rPr>
         <w:t>2. 数据：一个真实的中文偏好数据集</w:t>
@@ -622,7 +622,7 @@
           <w:rFonts w:ascii="Times New Roman" w:hAnsi="Times New Roman" w:eastAsia="微软雅黑"/>
           <w:b/>
           <w:i w:val="0"/>
-          <w:color w:val="1F3964"/>
+          <w:color w:val="4E7EBA"/>
           <w:sz w:val="32"/>
         </w:rPr>
         <w:t>3. 控制变量与公平性说明</w:t>
@@ -1226,7 +1226,7 @@
           <w:rFonts w:ascii="Times New Roman" w:hAnsi="Times New Roman" w:eastAsia="微软雅黑"/>
           <w:b/>
           <w:i w:val="0"/>
-          <w:color w:val="1F3964"/>
+          <w:color w:val="4E7EBA"/>
           <w:sz w:val="32"/>
         </w:rPr>
         <w:t>4. 目录结构</w:t>
@@ -1545,7 +1545,7 @@
           <w:rFonts w:ascii="Times New Roman" w:hAnsi="Times New Roman" w:eastAsia="微软雅黑"/>
           <w:b/>
           <w:i w:val="0"/>
-          <w:color w:val="1F3964"/>
+          <w:color w:val="4E7EBA"/>
           <w:sz w:val="32"/>
         </w:rPr>
         <w:t>5. 复现步骤</w:t>
@@ -1669,7 +1669,7 @@
           <w:rFonts w:ascii="Times New Roman" w:hAnsi="Times New Roman" w:eastAsia="微软雅黑"/>
           <w:b/>
           <w:i w:val="0"/>
-          <w:color w:val="1F3964"/>
+          <w:color w:val="4E7EBA"/>
           <w:sz w:val="32"/>
         </w:rPr>
         <w:t>6. 实测结果（RTX 3080 Ti 12G）</w:t>
@@ -2646,7 +2646,7 @@
           <w:rFonts w:ascii="Times New Roman" w:hAnsi="Times New Roman" w:eastAsia="微软雅黑"/>
           <w:b/>
           <w:i w:val="0"/>
-          <w:color w:val="1F3964"/>
+          <w:color w:val="4E7EBA"/>
           <w:sz w:val="32"/>
         </w:rPr>
         <w:t>7. 过程中踩到的坑（也是知识点）</w:t>
@@ -2873,7 +2873,7 @@
           <w:rFonts w:ascii="Times New Roman" w:hAnsi="Times New Roman" w:eastAsia="微软雅黑"/>
           <w:b/>
           <w:i w:val="0"/>
-          <w:color w:val="1F3964"/>
+          <w:color w:val="4E7EBA"/>
           <w:sz w:val="32"/>
         </w:rPr>
         <w:t>8. 局限性（如何正确看待这些数字）</w:t>
@@ -3491,7 +3491,7 @@
       <w:rFonts w:asciiTheme="majorHAnsi" w:eastAsiaTheme="majorEastAsia" w:hAnsiTheme="majorHAnsi" w:cstheme="majorBidi" w:eastAsia="微软雅黑"/>
       <w:b/>
       <w:bCs/>
-      <w:color w:val="365F91" w:themeColor="accent1" w:themeShade="BF"/>
+      <w:color w:val="4E7EBA"/>
       <w:sz w:val="28"/>
       <w:szCs w:val="28"/>
     </w:rPr>
@@ -3515,7 +3515,7 @@
       <w:rFonts w:asciiTheme="majorHAnsi" w:eastAsiaTheme="majorEastAsia" w:hAnsiTheme="majorHAnsi" w:cstheme="majorBidi" w:eastAsia="微软雅黑"/>
       <w:b/>
       <w:bCs/>
-      <w:color w:val="4F81BD" w:themeColor="accent1"/>
+      <w:color w:val="4E7EBA"/>
       <w:sz w:val="26"/>
       <w:szCs w:val="26"/>
     </w:rPr>
@@ -3539,7 +3539,7 @@
       <w:rFonts w:asciiTheme="majorHAnsi" w:eastAsiaTheme="majorEastAsia" w:hAnsiTheme="majorHAnsi" w:cstheme="majorBidi" w:eastAsia="微软雅黑"/>
       <w:b/>
       <w:bCs/>
-      <w:color w:val="4F81BD" w:themeColor="accent1"/>
+      <w:color w:val="4E7EBA"/>
     </w:rPr>
   </w:style>
   <w:style w:type="paragraph" w:styleId="Heading4">
@@ -3564,7 +3564,7 @@
       <w:bCs/>
       <w:i/>
       <w:iCs/>
-      <w:color w:val="4F81BD" w:themeColor="accent1"/>
+      <w:color w:val="4E7EBA"/>
     </w:rPr>
   </w:style>
   <w:style w:type="paragraph" w:styleId="Heading5">
